--- a/homework/hw-08_MH.docx
+++ b/homework/hw-08_MH.docx
@@ -26,12 +26,30 @@
         <w:t xml:space="preserve">Due: Wednesday, July 8, 11:59pm</w:t>
       </w:r>
     </w:p>
-    <w:bookmarkStart w:id="9" w:name="starting-a-new-quarto-file"/>
+    <w:bookmarkStart w:id="9" w:name="ai-use"/>
     <w:p>
       <w:pPr>
         <w:pStyle w:val="Heading2"/>
       </w:pPr>
       <w:r>
+        <w:t xml:space="preserve">AI use</w:t>
+      </w:r>
+    </w:p>
+    <w:p>
+      <w:pPr>
+        <w:pStyle w:val="FirstParagraph"/>
+      </w:pPr>
+      <w:r>
+        <w:t xml:space="preserve">Refer to the syllabus for our AI use policy. You will be asked to include any AI prompts used in this assignment at the end.</w:t>
+      </w:r>
+    </w:p>
+    <w:bookmarkEnd w:id="9"/>
+    <w:bookmarkStart w:id="10" w:name="starting-a-new-quarto-file"/>
+    <w:p>
+      <w:pPr>
+        <w:pStyle w:val="Heading2"/>
+      </w:pPr>
+      <w:r>
         <w:t xml:space="preserve">Starting a new Quarto file</w:t>
       </w:r>
     </w:p>
@@ -43,8 +61,8 @@
         <w:t xml:space="preserve">For this assignment you will begin a new Quarto file. To do this, go to RStudio and click File &gt; New File &gt; Quarto Document. A pop-up will appear asking for a title, author, and format. You may leave these as the default options for now. Click OK and a new file will open. Update the YAML with your title, name, and date.</w:t>
       </w:r>
     </w:p>
-    <w:bookmarkEnd w:id="9"/>
-    <w:bookmarkStart w:id="10" w:name="exercise-1"/>
+    <w:bookmarkEnd w:id="10"/>
+    <w:bookmarkStart w:id="11" w:name="exercise-1"/>
     <w:p>
       <w:pPr>
         <w:pStyle w:val="Heading2"/>
@@ -127,8 +145,8 @@
         <w:t xml:space="preserve">(F)…sample size decreases, variability decreases, confidence level decreases</w:t>
       </w:r>
     </w:p>
-    <w:bookmarkEnd w:id="10"/>
-    <w:bookmarkStart w:id="11" w:name="exercise-2"/>
+    <w:bookmarkEnd w:id="11"/>
+    <w:bookmarkStart w:id="13" w:name="exercise-2"/>
     <w:p>
       <w:pPr>
         <w:pStyle w:val="Heading2"/>
@@ -183,14 +201,13 @@
         <w:t xml:space="preserve">What was the sample mean and sample standard deviation in their sample? Show your work using R. Include units in your response.</w:t>
       </w:r>
     </w:p>
-    <w:bookmarkEnd w:id="11"/>
-    <w:bookmarkStart w:id="12" w:name="starting-a-new-quarto-file-1"/>
-    <w:p>
-      <w:pPr>
-        <w:pStyle w:val="Heading2"/>
-      </w:pPr>
-      <w:r>
-        <w:t xml:space="preserve">Starting a new Quarto file</w:t>
+    <w:bookmarkStart w:id="12" w:name="the-anderson-darling-test"/>
+    <w:p>
+      <w:pPr>
+        <w:pStyle w:val="Heading3"/>
+      </w:pPr>
+      <w:r>
+        <w:t xml:space="preserve">The Anderson-Darling test</w:t>
       </w:r>
     </w:p>
     <w:p>
@@ -198,25 +215,7 @@
         <w:pStyle w:val="FirstParagraph"/>
       </w:pPr>
       <w:r>
-        <w:t xml:space="preserve">For this assignment you will begin a new Quarto file. To do this, go to RStudio and click File &gt; New File &gt; Quarto Document. A pop-up will appear asking for a title, author, and format. You may leave these as the default options for now. Click OK and a new file will open. Update the YAML with your title, name, and date.</w:t>
-      </w:r>
-    </w:p>
-    <w:bookmarkEnd w:id="12"/>
-    <w:bookmarkStart w:id="14" w:name="exercises"/>
-    <w:p>
-      <w:pPr>
-        <w:pStyle w:val="Heading2"/>
-      </w:pPr>
-      <w:r>
-        <w:t xml:space="preserve">Exercises</w:t>
-      </w:r>
-    </w:p>
-    <w:p>
-      <w:pPr>
-        <w:pStyle w:val="FirstParagraph"/>
-      </w:pPr>
-      <w:r>
-        <w:t xml:space="preserve">In Exercise 1, you will be asked questions about a hypothesis test that you have not seen before (and likely won’t ever see).</w:t>
+        <w:t xml:space="preserve">In Exercise 3, you will be asked questions about a hypothesis test that you have not seen before (and likely won’t ever see).</w:t>
       </w:r>
       <w:r>
         <w:t xml:space="preserve"> </w:t>
@@ -235,18 +234,9 @@
         <w:t xml:space="preserve">and underlying philosophical details. Only use the information provided below, and assume that required assumptions are satisfied.</w:t>
       </w:r>
     </w:p>
-    <w:bookmarkStart w:id="13" w:name="the-anderson-darling-test"/>
-    <w:p>
-      <w:pPr>
-        <w:pStyle w:val="Heading3"/>
-      </w:pPr>
-      <w:r>
-        <w:t xml:space="preserve">The Anderson-Darling test</w:t>
-      </w:r>
-    </w:p>
-    <w:p>
-      <w:pPr>
-        <w:pStyle w:val="FirstParagraph"/>
+    <w:p>
+      <w:pPr>
+        <w:pStyle w:val="BodyText"/>
       </w:pPr>
       <w:r>
         <w:t xml:space="preserve">The one-sample Anderson-Darling (AD) test can be used to test whether a sample comes from a specific target probability distribution based looking at a function of the empirical distribution function (EDF) of the observed data. The null and alternative hypotheses are given by</w:t>
@@ -341,9 +331,9 @@
         <w:t xml:space="preserve">= 0.10 level and obtained a p-value of 0.24.</w:t>
       </w:r>
     </w:p>
+    <w:bookmarkEnd w:id="12"/>
     <w:bookmarkEnd w:id="13"/>
-    <w:bookmarkEnd w:id="14"/>
-    <w:bookmarkStart w:id="15" w:name="exercise-3"/>
+    <w:bookmarkStart w:id="14" w:name="exercise-3"/>
     <w:p>
       <w:pPr>
         <w:pStyle w:val="Heading2"/>
@@ -427,6 +417,30 @@
         <w:t xml:space="preserve">TRUE/FALSE: Given the p-value of 0.24, the probability that the sample is consistent with a population that has the target distribution of interest is 0.24.</w:t>
       </w:r>
     </w:p>
+    <w:bookmarkEnd w:id="14"/>
+    <w:bookmarkStart w:id="15" w:name="ai-attestation"/>
+    <w:p>
+      <w:pPr>
+        <w:pStyle w:val="Heading2"/>
+      </w:pPr>
+      <w:r>
+        <w:t xml:space="preserve">AI Attestation</w:t>
+      </w:r>
+    </w:p>
+    <w:p>
+      <w:pPr>
+        <w:pStyle w:val="FirstParagraph"/>
+      </w:pPr>
+      <w:r>
+        <w:t xml:space="preserve">Was AI used on this assignment? If so, describe your prompts below. If not, simply state</w:t>
+      </w:r>
+      <w:r>
+        <w:t xml:space="preserve"> </w:t>
+      </w:r>
+      <w:r>
+        <w:t xml:space="preserve">“AI was not used on this assignment.”</w:t>
+      </w:r>
+    </w:p>
     <w:bookmarkEnd w:id="15"/>
     <w:bookmarkStart w:id="16" w:name="submission"/>
     <w:p>
@@ -458,7 +472,7 @@
         <w:t xml:space="preserve"> </w:t>
       </w:r>
       <w:r>
-        <w:t xml:space="preserve">into an .html file that can be opened by any web browser. To export it as a .pdf, open the file in your web browser and then print to or save as a .pdf document. Contact your TAs in Ed Discussion if you need help!</w:t>
+        <w:t xml:space="preserve">into an .html file that can be opened by any web browser. To export it as a .pdf, open the file in your web browser and then print to or save as a .pdf document. Contact me in Ed Discussion if you need help!</w:t>
       </w:r>
     </w:p>
     <w:p>
@@ -648,6 +662,30 @@
             </w:pPr>
             <w:r>
               <w:t xml:space="preserve">4</w:t>
+            </w:r>
+          </w:p>
+        </w:tc>
+      </w:tr>
+      <w:tr>
+        <w:tc>
+          <w:tcPr/>
+          <w:p>
+            <w:pPr>
+              <w:pStyle w:val="Compact"/>
+            </w:pPr>
+            <w:r>
+              <w:t xml:space="preserve">AI Attestation</w:t>
+            </w:r>
+          </w:p>
+        </w:tc>
+        <w:tc>
+          <w:tcPr/>
+          <w:p>
+            <w:pPr>
+              <w:pStyle w:val="Compact"/>
+            </w:pPr>
+            <w:r>
+              <w:t xml:space="preserve">1</w:t>
             </w:r>
           </w:p>
         </w:tc>
